--- a/docs/Specifications.docx
+++ b/docs/Specifications.docx
@@ -90,47 +90,7 @@
           <w:sz w:val="32"/>
           <w:szCs w:val="24"/>
         </w:rPr>
-        <w:t>Разработка десктоп-приложения учета клиентов частной компании “</w:t>
-      </w:r>
-      <w:proofErr w:type="spellStart"/>
-      <w:r>
-        <w:rPr>
-          <w:b/>
-          <w:bCs/>
-          <w:sz w:val="32"/>
-          <w:szCs w:val="24"/>
-        </w:rPr>
-        <w:t>NeUrok</w:t>
-      </w:r>
-      <w:proofErr w:type="spellEnd"/>
-      <w:r>
-        <w:rPr>
-          <w:b/>
-          <w:bCs/>
-          <w:sz w:val="32"/>
-          <w:szCs w:val="24"/>
-        </w:rPr>
-        <w:t xml:space="preserve"> </w:t>
-      </w:r>
-      <w:proofErr w:type="spellStart"/>
-      <w:r>
-        <w:rPr>
-          <w:b/>
-          <w:bCs/>
-          <w:sz w:val="32"/>
-          <w:szCs w:val="24"/>
-        </w:rPr>
-        <w:t>Admin</w:t>
-      </w:r>
-      <w:proofErr w:type="spellEnd"/>
-      <w:r>
-        <w:rPr>
-          <w:b/>
-          <w:bCs/>
-          <w:sz w:val="32"/>
-          <w:szCs w:val="24"/>
-        </w:rPr>
-        <w:t>”</w:t>
+        <w:t>Разработка десктоп-приложения учета клиентов частной компании “NeUrok Admin”</w:t>
       </w:r>
     </w:p>
     <w:p>
@@ -4107,15 +4067,7 @@
               <w:ind w:firstLine="35"/>
             </w:pPr>
             <w:r>
-              <w:t>Частная компания «</w:t>
-            </w:r>
-            <w:proofErr w:type="spellStart"/>
-            <w:r>
-              <w:t>НЕурОК</w:t>
-            </w:r>
-            <w:proofErr w:type="spellEnd"/>
-            <w:r>
-              <w:t>»</w:t>
+              <w:t>Частная компания «НЕурОК»</w:t>
             </w:r>
             <w:r>
               <w:rPr>
@@ -5000,11 +4952,9 @@
               <w:spacing w:after="0" w:line="240" w:lineRule="auto"/>
               <w:ind w:firstLine="35"/>
             </w:pPr>
-            <w:proofErr w:type="spellStart"/>
             <w:r>
               <w:t>Backend</w:t>
             </w:r>
-            <w:proofErr w:type="spellEnd"/>
           </w:p>
         </w:tc>
         <w:tc>
@@ -5049,13 +4999,8 @@
               <w:spacing w:after="0" w:line="240" w:lineRule="auto"/>
               <w:ind w:firstLine="35"/>
             </w:pPr>
-            <w:proofErr w:type="spellStart"/>
             <w:r>
-              <w:t>Frontend</w:t>
-            </w:r>
-            <w:proofErr w:type="spellEnd"/>
-            <w:r>
-              <w:t xml:space="preserve"> (GUI)</w:t>
+              <w:t>Frontend (GUI)</w:t>
             </w:r>
           </w:p>
         </w:tc>
@@ -5132,31 +5077,7 @@
     </w:p>
     <w:p>
       <w:r>
-        <w:t>Данное техническое задание (ТЗ) составлено в рамках проекта по созданию десктоп-приложения для автоматизированного учета клиентов и абонементов «</w:t>
-      </w:r>
-      <w:proofErr w:type="spellStart"/>
-      <w:r>
-        <w:t>NeUrok</w:t>
-      </w:r>
-      <w:proofErr w:type="spellEnd"/>
-      <w:r>
-        <w:t xml:space="preserve"> </w:t>
-      </w:r>
-      <w:proofErr w:type="spellStart"/>
-      <w:r>
-        <w:t>Admin</w:t>
-      </w:r>
-      <w:proofErr w:type="spellEnd"/>
-      <w:r>
-        <w:t>» (далее – Система) для частной компании дополнительного образования «</w:t>
-      </w:r>
-      <w:proofErr w:type="spellStart"/>
-      <w:r>
-        <w:t>НЕурОК</w:t>
-      </w:r>
-      <w:proofErr w:type="spellEnd"/>
-      <w:r>
-        <w:t>» (далее – Заказчик).</w:t>
+        <w:t>Данное техническое задание (ТЗ) составлено в рамках проекта по созданию десктоп-приложения для автоматизированного учета клиентов и абонементов «NeUrok Admin» (далее – Система) для частной компании дополнительного образования «НЕурОК» (далее – Заказчик).</w:t>
       </w:r>
     </w:p>
     <w:p>
@@ -5288,15 +5209,7 @@
     </w:p>
     <w:p>
       <w:r>
-        <w:t xml:space="preserve">Требования Заказчика, отраженные </w:t>
-      </w:r>
-      <w:proofErr w:type="gramStart"/>
-      <w:r>
-        <w:t>в настоящем документе</w:t>
-      </w:r>
-      <w:proofErr w:type="gramEnd"/>
-      <w:r>
-        <w:t xml:space="preserve"> подлежат к обязательному выполнению Исполнителем. Тем не менее, в данное ТЗ не могут быть включены следующие виды требований Заказчика:</w:t>
+        <w:t>Требования Заказчика, отраженные в настоящем документе подлежат к обязательному выполнению Исполнителем. Тем не менее, в данное ТЗ не могут быть включены следующие виды требований Заказчика:</w:t>
       </w:r>
     </w:p>
     <w:p>
@@ -5387,31 +5300,7 @@
         <w:ind w:left="851"/>
       </w:pPr>
       <w:r>
-        <w:t>Работоспособное десктоп-приложение "</w:t>
-      </w:r>
-      <w:proofErr w:type="spellStart"/>
-      <w:r>
-        <w:t>NeUrok</w:t>
-      </w:r>
-      <w:proofErr w:type="spellEnd"/>
-      <w:r>
-        <w:t xml:space="preserve"> </w:t>
-      </w:r>
-      <w:proofErr w:type="spellStart"/>
-      <w:r>
-        <w:t>Admin</w:t>
-      </w:r>
-      <w:proofErr w:type="spellEnd"/>
-      <w:r>
-        <w:t>" в формате исполняемого файла (.</w:t>
-      </w:r>
-      <w:proofErr w:type="spellStart"/>
-      <w:r>
-        <w:t>exe</w:t>
-      </w:r>
-      <w:proofErr w:type="spellEnd"/>
-      <w:r>
-        <w:t>) с необходимыми библиотеками</w:t>
+        <w:t>Работоспособное десктоп-приложение "NeUrok Admin" в формате исполняемого файла (.exe) с необходимыми библиотеками</w:t>
       </w:r>
       <w:r>
         <w:t>;</w:t>
@@ -5560,15 +5449,7 @@
     </w:p>
     <w:p>
       <w:r>
-        <w:t>Цель проекта – разработать и внедрить специализированное десктоп-приложение для автоматизации и централизации ключевых бизнес-процессов компании «</w:t>
-      </w:r>
-      <w:proofErr w:type="spellStart"/>
-      <w:r>
-        <w:t>НЕурОК</w:t>
-      </w:r>
-      <w:proofErr w:type="spellEnd"/>
-      <w:r>
-        <w:t>», связанных с учетом клиентов, управлением абонементами и контролем посещаемости.</w:t>
+        <w:t>Цель проекта – разработать и внедрить специализированное десктоп-приложение для автоматизации и централизации ключевых бизнес-процессов компании «НЕурОК», связанных с учетом клиентов, управлением абонементами и контролем посещаемости.</w:t>
       </w:r>
     </w:p>
     <w:p>
@@ -5738,23 +5619,7 @@
         <w:t>ИС</w:t>
       </w:r>
       <w:r>
-        <w:t> «</w:t>
-      </w:r>
-      <w:proofErr w:type="spellStart"/>
-      <w:r>
-        <w:t>NeUrok</w:t>
-      </w:r>
-      <w:proofErr w:type="spellEnd"/>
-      <w:r>
-        <w:t xml:space="preserve"> </w:t>
-      </w:r>
-      <w:proofErr w:type="spellStart"/>
-      <w:r>
-        <w:t>Admin</w:t>
-      </w:r>
-      <w:proofErr w:type="spellEnd"/>
-      <w:r>
-        <w:t>» должны быть достигнуты следующие цели:</w:t>
+        <w:t> «NeUrok Admin» должны быть достигнуты следующие цели:</w:t>
       </w:r>
     </w:p>
     <w:p>
@@ -5916,31 +5781,7 @@
         <w:t>ИС</w:t>
       </w:r>
       <w:r>
-        <w:t xml:space="preserve"> «</w:t>
-      </w:r>
-      <w:proofErr w:type="spellStart"/>
-      <w:r>
-        <w:t>NeUrok</w:t>
-      </w:r>
-      <w:proofErr w:type="spellEnd"/>
-      <w:r>
-        <w:t xml:space="preserve"> </w:t>
-      </w:r>
-      <w:proofErr w:type="spellStart"/>
-      <w:r>
-        <w:t>Admin</w:t>
-      </w:r>
-      <w:proofErr w:type="spellEnd"/>
-      <w:r>
-        <w:t>» производится исходя из следующих основных характеристик объекта автоматизации — бизнес-процессов частной компании «</w:t>
-      </w:r>
-      <w:proofErr w:type="spellStart"/>
-      <w:r>
-        <w:t>НЕурОК</w:t>
-      </w:r>
-      <w:proofErr w:type="spellEnd"/>
-      <w:r>
-        <w:t>» по учету клиентов и абонементов.</w:t>
+        <w:t xml:space="preserve"> «NeUrok Admin» производится исходя из следующих основных характеристик объекта автоматизации — бизнес-процессов частной компании «НЕурОК» по учету клиентов и абонементов.</w:t>
       </w:r>
     </w:p>
     <w:p>
@@ -6597,15 +6438,7 @@
     </w:p>
     <w:p>
       <w:r>
-        <w:t>Система должна представлять собой автономное десктоп-приложение (.</w:t>
-      </w:r>
-      <w:proofErr w:type="spellStart"/>
-      <w:r>
-        <w:t>exe</w:t>
-      </w:r>
-      <w:proofErr w:type="spellEnd"/>
-      <w:r>
-        <w:t>), устанавливаемое на персональный компьютер под управлением ОС Windows 10 или выше. Доступ к сети Интернет не является обязательным для ее базового функционирования.</w:t>
+        <w:t>Система должна представлять собой автономное десктоп-приложение (.exe), устанавливаемое на персональный компьютер под управлением ОС Windows 10 или выше. Доступ к сети Интернет не является обязательным для ее базового функционирования.</w:t>
       </w:r>
     </w:p>
     <w:p>
@@ -6867,15 +6700,7 @@
         </w:numPr>
       </w:pPr>
       <w:r>
-        <w:t>Уровень представления (</w:t>
-      </w:r>
-      <w:proofErr w:type="spellStart"/>
-      <w:r>
-        <w:t>Presentation</w:t>
-      </w:r>
-      <w:proofErr w:type="spellEnd"/>
-      <w:r>
-        <w:t xml:space="preserve"> Layer):</w:t>
+        <w:t>Уровень представления (Presentation Layer):</w:t>
       </w:r>
       <w:r>
         <w:t xml:space="preserve"> </w:t>
@@ -6922,13 +6747,8 @@
       <w:r>
         <w:t xml:space="preserve"> </w:t>
       </w:r>
-      <w:proofErr w:type="spellStart"/>
-      <w:r>
-        <w:t>Entity</w:t>
-      </w:r>
-      <w:proofErr w:type="spellEnd"/>
-      <w:r>
-        <w:t xml:space="preserve"> Framework Core для взаимодействия с БД MySQL.</w:t>
+      <w:r>
+        <w:t>Entity Framework Core для взаимодействия с БД MySQL.</w:t>
       </w:r>
     </w:p>
     <w:p>
@@ -7284,15 +7104,7 @@
     </w:p>
     <w:p>
       <w:r>
-        <w:t>Данный модуль является фундаментальным компонентом системы, предназначенным для систематизированного ведения базы данных клиентов компании «</w:t>
-      </w:r>
-      <w:proofErr w:type="spellStart"/>
-      <w:r>
-        <w:t>НЕурОК</w:t>
-      </w:r>
-      <w:proofErr w:type="spellEnd"/>
-      <w:r>
-        <w:t>». Он обеспечивает полный жизненный цикл управления информацией о лицах, заключивших договор на оказание образовательных услуг.</w:t>
+        <w:t>Данный модуль является фундаментальным компонентом системы, предназначенным для систематизированного ведения базы данных клиентов компании «НЕурОК». Он обеспечивает полный жизненный цикл управления информацией о лицах, заключивших договор на оказание образовательных услуг.</w:t>
       </w:r>
     </w:p>
     <w:p>
@@ -7590,15 +7402,7 @@
         <w:t>Статус: Текущий статус клиента (</w:t>
       </w:r>
       <w:r>
-        <w:t>Зарегистрирован, Записан на курс</w:t>
-      </w:r>
-      <w:proofErr w:type="gramStart"/>
-      <w:r>
-        <w:t>, Обучается</w:t>
-      </w:r>
-      <w:proofErr w:type="gramEnd"/>
-      <w:r>
-        <w:t xml:space="preserve"> </w:t>
+        <w:t xml:space="preserve">Зарегистрирован, Записан на курс, Обучается </w:t>
       </w:r>
       <w:r>
         <w:t>и др.)</w:t>
@@ -7834,16 +7638,7 @@
         </w:numPr>
       </w:pPr>
       <w:r>
-        <w:t>Ведение учебной истории:</w:t>
-      </w:r>
-      <w:r>
-        <w:t xml:space="preserve"> </w:t>
-      </w:r>
-      <w:r>
-        <w:t>Формирование и хранение истории обучения ученика, включая пройденные курсы, изменения в группах и динамику посещаемости</w:t>
-      </w:r>
-      <w:r>
-        <w:t>;</w:t>
+        <w:t>Организация связи с абонементами: Реализация прикрепления Ученику определенного абонемента</w:t>
       </w:r>
     </w:p>
     <w:p>
@@ -7855,6 +7650,27 @@
         </w:numPr>
       </w:pPr>
       <w:r>
+        <w:t>Ведение учебной истории:</w:t>
+      </w:r>
+      <w:r>
+        <w:t xml:space="preserve"> </w:t>
+      </w:r>
+      <w:r>
+        <w:t>Формирование и хранение истории обучения ученика, включая пройденные курсы, изменения в группах и динамику посещаемости</w:t>
+      </w:r>
+      <w:r>
+        <w:t>;</w:t>
+      </w:r>
+    </w:p>
+    <w:p>
+      <w:pPr>
+        <w:pStyle w:val="a9"/>
+        <w:numPr>
+          <w:ilvl w:val="0"/>
+          <w:numId w:val="28"/>
+        </w:numPr>
+      </w:pPr>
+      <w:r>
         <w:t>Обеспечение поиска:</w:t>
       </w:r>
       <w:r>
@@ -7866,6 +7682,7 @@
     </w:p>
     <w:p>
       <w:r>
+        <w:lastRenderedPageBreak/>
         <w:t>Цель модуля</w:t>
       </w:r>
       <w:r>
@@ -7882,7 +7699,6 @@
     </w:p>
     <w:p>
       <w:r>
-        <w:lastRenderedPageBreak/>
         <w:t xml:space="preserve">Ученик </w:t>
       </w:r>
       <w:r>
@@ -7913,15 +7729,7 @@
         <w:ind w:left="1134"/>
       </w:pPr>
       <w:r>
-        <w:t>Идентификатор (</w:t>
-      </w:r>
-      <w:proofErr w:type="spellStart"/>
-      <w:r>
-        <w:t>Id</w:t>
-      </w:r>
-      <w:proofErr w:type="spellEnd"/>
-      <w:r>
-        <w:t>): Уникальный неизменяемый ключ</w:t>
+        <w:t>Идентификатор (Id): Уникальный неизменяемый ключ</w:t>
       </w:r>
       <w:r>
         <w:t>;</w:t>
@@ -8106,15 +7914,7 @@
     </w:p>
     <w:p>
       <w:r>
-        <w:t>Данный модуль является организационным ядром системы, предназначенным для формирования и администрирования учебных коллективов (групп) в компании «</w:t>
-      </w:r>
-      <w:proofErr w:type="spellStart"/>
-      <w:r>
-        <w:t>НЕурОК</w:t>
-      </w:r>
-      <w:proofErr w:type="spellEnd"/>
-      <w:r>
-        <w:t>».</w:t>
+        <w:t>Данный модуль является организационным ядром системы, предназначенным для формирования и администрирования учебных коллективов (групп) в компании «НЕурОК».</w:t>
       </w:r>
     </w:p>
     <w:p>
@@ -8221,6 +8021,7 @@
         </w:numPr>
       </w:pPr>
       <w:r>
+        <w:lastRenderedPageBreak/>
         <w:t>Обеспечение наглядности и доступности информации:</w:t>
       </w:r>
       <w:r>
@@ -8263,7 +8064,6 @@
         </w:numPr>
       </w:pPr>
       <w:r>
-        <w:lastRenderedPageBreak/>
         <w:t>Соблюдение организационных правил:</w:t>
       </w:r>
       <w:r>
@@ -8327,15 +8127,7 @@
         <w:ind w:left="1134"/>
       </w:pPr>
       <w:r>
-        <w:t>Идентификатор (</w:t>
-      </w:r>
-      <w:proofErr w:type="spellStart"/>
-      <w:r>
-        <w:t>Id</w:t>
-      </w:r>
-      <w:proofErr w:type="spellEnd"/>
-      <w:r>
-        <w:t>):</w:t>
+        <w:t>Идентификатор (Id):</w:t>
       </w:r>
       <w:r>
         <w:t xml:space="preserve"> </w:t>
@@ -8517,6 +8309,7 @@
         <w:rPr>
           <w:noProof/>
         </w:rPr>
+        <w:lastRenderedPageBreak/>
         <w:drawing>
           <wp:inline distT="0" distB="0" distL="0" distR="0" wp14:anchorId="7717B4BE" wp14:editId="4AB3C136">
             <wp:extent cx="3469500" cy="3362960"/>
@@ -8622,7 +8415,6 @@
         <w:pStyle w:val="3"/>
       </w:pPr>
       <w:r>
-        <w:lastRenderedPageBreak/>
         <w:t>4.7.4. Модуль управления абонементами</w:t>
       </w:r>
       <w:bookmarkEnd w:id="73"/>
@@ -8801,6 +8593,7 @@
     </w:p>
     <w:p>
       <w:r>
+        <w:lastRenderedPageBreak/>
         <w:t>Цель модуля</w:t>
       </w:r>
       <w:r>
@@ -8828,15 +8621,7 @@
         <w:ind w:left="1134"/>
       </w:pPr>
       <w:r>
-        <w:t>Идентификатор (</w:t>
-      </w:r>
-      <w:proofErr w:type="spellStart"/>
-      <w:r>
-        <w:t>Id</w:t>
-      </w:r>
-      <w:proofErr w:type="spellEnd"/>
-      <w:r>
-        <w:t>): Уникальный неизменяемый ключ;</w:t>
+        <w:t>Идентификатор (Id): Уникальный неизменяемый ключ;</w:t>
       </w:r>
     </w:p>
     <w:p>
@@ -8889,15 +8674,7 @@
         <w:ind w:left="1134"/>
       </w:pPr>
       <w:r>
-        <w:t>Тип</w:t>
-      </w:r>
-      <w:proofErr w:type="gramStart"/>
-      <w:r>
-        <w:t>: Определяет</w:t>
-      </w:r>
-      <w:proofErr w:type="gramEnd"/>
-      <w:r>
-        <w:t xml:space="preserve"> логику списаний (например, "</w:t>
+        <w:t>Тип: Определяет логику списаний (например, "</w:t>
       </w:r>
       <w:r>
         <w:t>Стандарт</w:t>
@@ -8975,7 +8752,6 @@
         <w:rPr>
           <w:noProof/>
         </w:rPr>
-        <w:lastRenderedPageBreak/>
         <w:drawing>
           <wp:inline distT="0" distB="0" distL="0" distR="0" wp14:anchorId="72670ADC" wp14:editId="42560C58">
             <wp:extent cx="4280986" cy="3526971"/>
@@ -9136,6 +8912,7 @@
         <w:ind w:left="1134"/>
       </w:pPr>
       <w:r>
+        <w:lastRenderedPageBreak/>
         <w:t>Быстрая массовая отметка присутствия: Предоставление интуитивного интерфейса для быстрой отметки присутствующих, отсутствующих и опоздавших на конкретном проведенном занятии</w:t>
       </w:r>
       <w:r>
@@ -9204,11 +8981,7 @@
         <w:t xml:space="preserve">– </w:t>
       </w:r>
       <w:r>
-        <w:t xml:space="preserve">полностью заменить бумажный журнал, обеспечить мгновенную фиксацию и доступ к информации о посещаемости, автоматизировать сопутствующие </w:t>
-      </w:r>
-      <w:r>
-        <w:lastRenderedPageBreak/>
-        <w:t>процессы (списание с абонемента, учет отработок) и создать надежную базу для анализа вовлеченности учеников.</w:t>
+        <w:t>полностью заменить бумажный журнал, обеспечить мгновенную фиксацию и доступ к информации о посещаемости, автоматизировать сопутствующие процессы (списание с абонемента, учет отработок) и создать надежную базу для анализа вовлеченности учеников.</w:t>
       </w:r>
     </w:p>
     <w:p>
@@ -9260,15 +9033,7 @@
         <w:ind w:left="1701"/>
       </w:pPr>
       <w:r>
-        <w:t>Список всех учеников группы с отметкой статуса на этом занятии (Присутствовал</w:t>
-      </w:r>
-      <w:proofErr w:type="gramStart"/>
-      <w:r>
-        <w:t>, Отсутствовал</w:t>
-      </w:r>
-      <w:proofErr w:type="gramEnd"/>
-      <w:r>
-        <w:t xml:space="preserve"> (с указанием причины))</w:t>
+        <w:t>Список всех учеников группы с отметкой статуса на этом занятии (Присутствовал, Отсутствовал (с указанием причины))</w:t>
       </w:r>
       <w:r>
         <w:t>;</w:t>
@@ -9322,6 +9087,7 @@
         <w:rPr>
           <w:noProof/>
         </w:rPr>
+        <w:lastRenderedPageBreak/>
         <w:drawing>
           <wp:inline distT="0" distB="0" distL="0" distR="0" wp14:anchorId="1F0DC7D2" wp14:editId="4E398840">
             <wp:extent cx="5866193" cy="3784349"/>
@@ -9472,7 +9238,6 @@
         <w:ind w:left="1134"/>
       </w:pPr>
       <w:r>
-        <w:lastRenderedPageBreak/>
         <w:t>Агрегация и</w:t>
       </w:r>
       <w:r>
@@ -9535,6 +9300,7 @@
         <w:ind w:left="1701"/>
       </w:pPr>
       <w:r>
+        <w:lastRenderedPageBreak/>
         <w:t>Предупреждение об окончании срока:</w:t>
       </w:r>
       <w:r>
@@ -9813,7 +9579,6 @@
           <w:b/>
           <w:bCs/>
         </w:rPr>
-        <w:lastRenderedPageBreak/>
         <w:t xml:space="preserve">Таблица </w:t>
       </w:r>
       <w:r>
@@ -10047,7 +9812,11 @@
               <w:ind w:left="214"/>
             </w:pPr>
             <w:r>
-              <w:t xml:space="preserve">Ежедневная эксплуатация всех модулей (работа с клиентами, учениками, группами, абонементами, посещаемостью). </w:t>
+              <w:t xml:space="preserve">Ежедневная эксплуатация всех модулей (работа с клиентами, учениками, группами, </w:t>
+            </w:r>
+            <w:r>
+              <w:lastRenderedPageBreak/>
+              <w:t xml:space="preserve">абонементами, посещаемостью). </w:t>
             </w:r>
           </w:p>
           <w:p>
@@ -10089,6 +9858,7 @@
               <w:ind w:left="325" w:right="274"/>
             </w:pPr>
             <w:r>
+              <w:lastRenderedPageBreak/>
               <w:t>Уверенный пользователь ПК (Windows, офисные программы).</w:t>
             </w:r>
           </w:p>
@@ -10102,6 +9872,7 @@
               <w:ind w:left="325" w:right="274"/>
             </w:pPr>
             <w:r>
+              <w:lastRenderedPageBreak/>
               <w:t>Внимательность, аккуратность при вводе данных.</w:t>
             </w:r>
           </w:p>
@@ -10175,31 +9946,7 @@
     </w:p>
     <w:p>
       <w:r>
-        <w:t>В случае изменения бизнес-процессов или методов управления частной компании «</w:t>
-      </w:r>
-      <w:proofErr w:type="spellStart"/>
-      <w:r>
-        <w:t>НЕурОК</w:t>
-      </w:r>
-      <w:proofErr w:type="spellEnd"/>
-      <w:r>
-        <w:t>» Система «</w:t>
-      </w:r>
-      <w:proofErr w:type="spellStart"/>
-      <w:r>
-        <w:t>NeUrok</w:t>
-      </w:r>
-      <w:proofErr w:type="spellEnd"/>
-      <w:r>
-        <w:t xml:space="preserve"> </w:t>
-      </w:r>
-      <w:proofErr w:type="spellStart"/>
-      <w:r>
-        <w:t>Admin</w:t>
-      </w:r>
-      <w:proofErr w:type="spellEnd"/>
-      <w:r>
-        <w:t>» сохранит работоспособность при условии выполнения корректирующих действий, указанных в Таблице 4.</w:t>
+        <w:t>В случае изменения бизнес-процессов или методов управления частной компании «НЕурОК» Система «NeUrok Admin» сохранит работоспособность при условии выполнения корректирующих действий, указанных в Таблице 4.</w:t>
       </w:r>
     </w:p>
     <w:p>
@@ -10423,7 +10170,6 @@
               <w:ind w:left="142" w:firstLine="0"/>
             </w:pPr>
             <w:r>
-              <w:lastRenderedPageBreak/>
               <w:t>Изменение формата отчетности или списка уведомлений</w:t>
             </w:r>
           </w:p>
@@ -10471,6 +10217,7 @@
               <w:ind w:left="142" w:firstLine="0"/>
             </w:pPr>
             <w:r>
+              <w:lastRenderedPageBreak/>
               <w:t>Расширение штата (добавление пользователей с разными ролями)</w:t>
             </w:r>
           </w:p>
@@ -10770,15 +10517,7 @@
               <w:ind w:firstLine="0"/>
             </w:pPr>
             <w:r>
-              <w:t xml:space="preserve">Ограничено архитектурой приложения (.NET 8, WPF, </w:t>
-            </w:r>
-            <w:proofErr w:type="spellStart"/>
-            <w:r>
-              <w:t>Entity</w:t>
-            </w:r>
-            <w:proofErr w:type="spellEnd"/>
-            <w:r>
-              <w:t xml:space="preserve"> Framework Core). Допускается добавление новых библиотек в проект.</w:t>
+              <w:t>Ограничено архитектурой приложения (.NET 8, WPF, Entity Framework Core). Допускается добавление новых библиотек в проект.</w:t>
             </w:r>
           </w:p>
         </w:tc>
@@ -10916,7 +10655,6 @@
         </w:numPr>
       </w:pPr>
       <w:r>
-        <w:lastRenderedPageBreak/>
         <w:t>Эксплуатация Системы осуществляется на операционной системе Windows 10 или выше.</w:t>
       </w:r>
     </w:p>
@@ -10929,15 +10667,8 @@
         </w:numPr>
       </w:pPr>
       <w:r>
-        <w:t xml:space="preserve">На компьютере установлена и корректно функционирует актуальная версия .NET 8 </w:t>
-      </w:r>
-      <w:proofErr w:type="spellStart"/>
-      <w:r>
-        <w:t>Runtime</w:t>
-      </w:r>
-      <w:proofErr w:type="spellEnd"/>
-      <w:r>
-        <w:t>.</w:t>
+        <w:lastRenderedPageBreak/>
+        <w:t>На компьютере установлена и корректно функционирует актуальная версия .NET 8 Runtime.</w:t>
       </w:r>
     </w:p>
     <w:p>
@@ -10949,15 +10680,7 @@
         </w:numPr>
       </w:pPr>
       <w:r>
-        <w:t xml:space="preserve">Установлена и запущена локальная СУБД MySQL версии, совместимой с используемым </w:t>
-      </w:r>
-      <w:proofErr w:type="spellStart"/>
-      <w:r>
-        <w:t>Entity</w:t>
-      </w:r>
-      <w:proofErr w:type="spellEnd"/>
-      <w:r>
-        <w:t xml:space="preserve"> Framework Core драйвером.</w:t>
+        <w:t>Установлена и запущена локальная СУБД MySQL версии, совместимой с используемым Entity Framework Core драйвером.</w:t>
       </w:r>
     </w:p>
     <w:p>
@@ -11112,15 +10835,7 @@
         </w:numPr>
       </w:pPr>
       <w:r>
-        <w:t>Восстановление после сбоя</w:t>
-      </w:r>
-      <w:proofErr w:type="gramStart"/>
-      <w:r>
-        <w:t>: При</w:t>
-      </w:r>
-      <w:proofErr w:type="gramEnd"/>
-      <w:r>
-        <w:t xml:space="preserve"> аварийном завершении работы (например, отключение питания) Система при следующем запуске должна проверять целостность подключения к БД и информировать пользователя об ошибке, препятствующей запуску. Восстановление работоспособности должно происходить после перезапуска исполняемого файла приложения.</w:t>
+        <w:t>Восстановление после сбоя: При аварийном завершении работы (например, отключение питания) Система при следующем запуске должна проверять целостность подключения к БД и информировать пользователя об ошибке, препятствующей запуску. Восстановление работоспособности должно происходить после перезапуска исполняемого файла приложения.</w:t>
       </w:r>
     </w:p>
     <w:p>
@@ -11175,7 +10890,6 @@
         </w:numPr>
       </w:pPr>
       <w:r>
-        <w:lastRenderedPageBreak/>
         <w:t xml:space="preserve">Режим работы </w:t>
       </w:r>
       <w:r>
@@ -11211,6 +10925,7 @@
       <w:bookmarkStart w:id="106" w:name="_Toc215654341"/>
       <w:bookmarkStart w:id="107" w:name="_Toc215769157"/>
       <w:r>
+        <w:lastRenderedPageBreak/>
         <w:t>4.</w:t>
       </w:r>
       <w:r>
@@ -11261,15 +10976,7 @@
         </w:numPr>
       </w:pPr>
       <w:r>
-        <w:t>Контроль состояния</w:t>
-      </w:r>
-      <w:proofErr w:type="gramStart"/>
-      <w:r>
-        <w:t>: При</w:t>
-      </w:r>
-      <w:proofErr w:type="gramEnd"/>
-      <w:r>
-        <w:t xml:space="preserve"> запуске система должна выполнять проверку доступности локального сервера MySQL и целостности основных таблиц БД.</w:t>
+        <w:t>Контроль состояния: При запуске система должна выполнять проверку доступности локального сервера MySQL и целостности основных таблиц БД.</w:t>
       </w:r>
     </w:p>
     <w:p>
@@ -11319,15 +11026,7 @@
         </w:numPr>
       </w:pPr>
       <w:r>
-        <w:t>Защита данных: Конфиденциальные данные (ФИО, телефоны) хранятся в локальной БД. Доступ к ним физически ограничен доступом к компьютеру. Рекомендуется использование средств шифрования диска (</w:t>
-      </w:r>
-      <w:proofErr w:type="spellStart"/>
-      <w:r>
-        <w:t>BitLocker</w:t>
-      </w:r>
-      <w:proofErr w:type="spellEnd"/>
-      <w:r>
-        <w:t>) для защиты данных в случае кражи или утери ПК.</w:t>
+        <w:t>Защита данных: Конфиденциальные данные (ФИО, телефоны) хранятся в локальной БД. Доступ к ним физически ограничен доступом к компьютеру. Рекомендуется использование средств шифрования диска (BitLocker) для защиты данных в случае кражи или утери ПК.</w:t>
       </w:r>
     </w:p>
     <w:p>
@@ -11375,7 +11074,6 @@
         <w:rPr>
           <w:noProof/>
         </w:rPr>
-        <w:lastRenderedPageBreak/>
         <w:drawing>
           <wp:inline distT="0" distB="0" distL="0" distR="0" wp14:anchorId="313BEDBF" wp14:editId="123108EE">
             <wp:extent cx="5940425" cy="3600450"/>
@@ -11480,6 +11178,7 @@
     </w:p>
     <w:p>
       <w:r>
+        <w:lastRenderedPageBreak/>
         <w:t>Требования соответствуют разделу 4.5 данного ТЗ. Интерфейс должен быть интуитивным, неперегруженным, с минимизацией числа кликов для частых операций (добавление клиента, отметка посещения). Все экранные формы должны быть выдержаны в едином стиле.</w:t>
       </w:r>
     </w:p>
@@ -11512,15 +11211,7 @@
         </w:numPr>
       </w:pPr>
       <w:r>
-        <w:t>Эксплуатация</w:t>
-      </w:r>
-      <w:proofErr w:type="gramStart"/>
-      <w:r>
-        <w:t>: Для</w:t>
-      </w:r>
-      <w:proofErr w:type="gramEnd"/>
-      <w:r>
-        <w:t xml:space="preserve"> нормальной работы требуется стабильное электропитание компьютера. Рекомендуется использование источника бесперебойного питания (ИБП) для предотвращения потери данных при отключении электричества.</w:t>
+        <w:t>Эксплуатация: Для нормальной работы требуется стабильное электропитание компьютера. Рекомендуется использование источника бесперебойного питания (ИБП) для предотвращения потери данных при отключении электричества.</w:t>
       </w:r>
     </w:p>
     <w:p>
@@ -11532,15 +11223,7 @@
         </w:numPr>
       </w:pPr>
       <w:r>
-        <w:t>Техническое обслуживание</w:t>
-      </w:r>
-      <w:proofErr w:type="gramStart"/>
-      <w:r>
-        <w:t>: Включает</w:t>
-      </w:r>
-      <w:proofErr w:type="gramEnd"/>
-      <w:r>
-        <w:t xml:space="preserve"> в себя:</w:t>
+        <w:t>Техническое обслуживание: Включает в себя:</w:t>
       </w:r>
     </w:p>
     <w:p>
@@ -11641,7 +11324,6 @@
         </w:numPr>
       </w:pPr>
       <w:r>
-        <w:lastRenderedPageBreak/>
         <w:t>Использование пароля для входа в учетную запись Windows.</w:t>
       </w:r>
     </w:p>
@@ -11747,6 +11429,7 @@
         </w:numPr>
       </w:pPr>
       <w:r>
+        <w:lastRenderedPageBreak/>
         <w:t>Поставляемое ПО в составе Системы: В состав дистрибутива Системы входят или требуют отдельной установки следующие компоненты:</w:t>
       </w:r>
     </w:p>
@@ -11759,23 +11442,7 @@
         </w:numPr>
       </w:pPr>
       <w:r>
-        <w:t xml:space="preserve">Среда выполнения: Microsoft .NET 8 </w:t>
-      </w:r>
-      <w:proofErr w:type="spellStart"/>
-      <w:r>
-        <w:t>Runtime</w:t>
-      </w:r>
-      <w:proofErr w:type="spellEnd"/>
-      <w:r>
-        <w:t xml:space="preserve"> (бесплатное, открытое ПО </w:t>
-      </w:r>
-      <w:proofErr w:type="spellStart"/>
-      <w:r>
-        <w:t>по</w:t>
-      </w:r>
-      <w:proofErr w:type="spellEnd"/>
-      <w:r>
-        <w:t xml:space="preserve"> лицензии MIT).</w:t>
+        <w:t>Среда выполнения: Microsoft .NET 8 Runtime (бесплатное, открытое ПО по лицензии MIT).</w:t>
       </w:r>
     </w:p>
     <w:p>
@@ -11787,15 +11454,7 @@
         </w:numPr>
       </w:pPr>
       <w:r>
-        <w:t xml:space="preserve">СУБД: MySQL Community Server (свободное ПО </w:t>
-      </w:r>
-      <w:proofErr w:type="spellStart"/>
-      <w:r>
-        <w:t>по</w:t>
-      </w:r>
-      <w:proofErr w:type="spellEnd"/>
-      <w:r>
-        <w:t xml:space="preserve"> лицензии GPL).</w:t>
+        <w:t>СУБД: MySQL Community Server (свободное ПО по лицензии GPL).</w:t>
       </w:r>
     </w:p>
     <w:p>
@@ -11807,23 +11466,7 @@
         </w:numPr>
       </w:pPr>
       <w:r>
-        <w:t xml:space="preserve">Библиотеки: Компоненты </w:t>
-      </w:r>
-      <w:proofErr w:type="spellStart"/>
-      <w:r>
-        <w:t>Entity</w:t>
-      </w:r>
-      <w:proofErr w:type="spellEnd"/>
-      <w:r>
-        <w:t xml:space="preserve"> Framework Core и иные </w:t>
-      </w:r>
-      <w:proofErr w:type="spellStart"/>
-      <w:r>
-        <w:t>NuGet</w:t>
-      </w:r>
-      <w:proofErr w:type="spellEnd"/>
-      <w:r>
-        <w:t>-пакеты, имеющие открытые лицензии (MIT, Apache 2.0 и т.п.).</w:t>
+        <w:t>Библиотеки: Компоненты Entity Framework Core и иные NuGet-пакеты, имеющие открытые лицензии (MIT, Apache 2.0 и т.п.).</w:t>
       </w:r>
     </w:p>
     <w:p>
@@ -11835,23 +11478,7 @@
         </w:numPr>
       </w:pPr>
       <w:r>
-        <w:t>Гарантия Исполнителя: Исполнитель гарантирует, что разработанный им исходный код и скомпилированное приложение «</w:t>
-      </w:r>
-      <w:proofErr w:type="spellStart"/>
-      <w:r>
-        <w:t>NeUrok</w:t>
-      </w:r>
-      <w:proofErr w:type="spellEnd"/>
-      <w:r>
-        <w:t xml:space="preserve"> </w:t>
-      </w:r>
-      <w:proofErr w:type="spellStart"/>
-      <w:r>
-        <w:t>Admin</w:t>
-      </w:r>
-      <w:proofErr w:type="spellEnd"/>
-      <w:r>
-        <w:t>» являются интеллектуальной собственностью, созданной в рамках договора, и не содержат нелицензионных или пиратских компонентов, нарушающих законодательство РФ.</w:t>
+        <w:t>Гарантия Исполнителя: Исполнитель гарантирует, что разработанный им исходный код и скомпилированное приложение «NeUrok Admin» являются интеллектуальной собственностью, созданной в рамках договора, и не содержат нелицензионных или пиратских компонентов, нарушающих законодательство РФ.</w:t>
       </w:r>
     </w:p>
     <w:p>
@@ -11933,7 +11560,6 @@
       <w:bookmarkStart w:id="134" w:name="_Toc215654350"/>
       <w:bookmarkStart w:id="135" w:name="_Toc215769167"/>
       <w:r>
-        <w:lastRenderedPageBreak/>
         <w:t>4.</w:t>
       </w:r>
       <w:r>
@@ -11972,15 +11598,7 @@
         </w:numPr>
       </w:pPr>
       <w:r>
-        <w:t xml:space="preserve">Платформа выполнения: Microsoft .NET 8 </w:t>
-      </w:r>
-      <w:proofErr w:type="spellStart"/>
-      <w:r>
-        <w:t>Runtime</w:t>
-      </w:r>
-      <w:proofErr w:type="spellEnd"/>
-      <w:r>
-        <w:t>.</w:t>
+        <w:t>Платформа выполнения: Microsoft .NET 8 Runtime.</w:t>
       </w:r>
     </w:p>
     <w:p>
@@ -11992,15 +11610,7 @@
         </w:numPr>
       </w:pPr>
       <w:r>
-        <w:t xml:space="preserve">Система управления базами данных: MySQL Community Server (актуальная стабильная версия, совместимая с </w:t>
-      </w:r>
-      <w:proofErr w:type="spellStart"/>
-      <w:r>
-        <w:t>Entity</w:t>
-      </w:r>
-      <w:proofErr w:type="spellEnd"/>
-      <w:r>
-        <w:t xml:space="preserve"> Framework Core 8).</w:t>
+        <w:t>Система управления базами данных: MySQL Community Server (актуальная стабильная версия, совместимая с Entity Framework Core 8).</w:t>
       </w:r>
     </w:p>
     <w:p>
@@ -12063,31 +11673,7 @@
     </w:p>
     <w:p>
       <w:r>
-        <w:t>В рамках разработки ИС «</w:t>
-      </w:r>
-      <w:proofErr w:type="spellStart"/>
-      <w:r>
-        <w:t>NeUrok</w:t>
-      </w:r>
-      <w:proofErr w:type="spellEnd"/>
-      <w:r>
-        <w:t xml:space="preserve"> </w:t>
-      </w:r>
-      <w:proofErr w:type="spellStart"/>
-      <w:r>
-        <w:t>Admin</w:t>
-      </w:r>
-      <w:proofErr w:type="spellEnd"/>
-      <w:r>
-        <w:t>» автоматизируются следующие ключевые бизнес-функции компании «</w:t>
-      </w:r>
-      <w:proofErr w:type="spellStart"/>
-      <w:r>
-        <w:t>НЕурОК</w:t>
-      </w:r>
-      <w:proofErr w:type="spellEnd"/>
-      <w:r>
-        <w:t>»:</w:t>
+        <w:t>В рамках разработки ИС «NeUrok Admin» автоматизируются следующие ключевые бизнес-функции компании «НЕурОК»:</w:t>
       </w:r>
     </w:p>
     <w:p>
@@ -12135,6 +11721,7 @@
         </w:numPr>
       </w:pPr>
       <w:r>
+        <w:lastRenderedPageBreak/>
         <w:t>Учет посещаемости учеников на занятиях с автоматическим списанием с абонементов.</w:t>
       </w:r>
     </w:p>
@@ -12267,15 +11854,7 @@
         </w:numPr>
       </w:pPr>
       <w:r>
-        <w:t xml:space="preserve">Формат данных: Все даты должны храниться в формате, соответствующем стандарту СУБД </w:t>
-      </w:r>
-      <w:proofErr w:type="gramStart"/>
-      <w:r>
-        <w:t>MySQL</w:t>
-      </w:r>
-      <w:proofErr w:type="gramEnd"/>
-      <w:r>
-        <w:t xml:space="preserve"> и локали ОС. Текстовые данные — в кодировке UTF-8 для поддержки кириллицы.</w:t>
+        <w:t>Формат данных: Все даты должны храниться в формате, соответствующем стандарту СУБД MySQL и локали ОС. Текстовые данные — в кодировке UTF-8 для поддержки кириллицы.</w:t>
       </w:r>
     </w:p>
     <w:p>
@@ -12287,7 +11866,6 @@
         </w:numPr>
       </w:pPr>
       <w:r>
-        <w:lastRenderedPageBreak/>
         <w:t xml:space="preserve">Объем данных: Система должна быть рассчитана на хранение данных о не менее чем </w:t>
       </w:r>
       <w:r>
@@ -12380,15 +11958,7 @@
         </w:numPr>
       </w:pPr>
       <w:r>
-        <w:t xml:space="preserve">Дистрибутив .NET 8 Desktop </w:t>
-      </w:r>
-      <w:proofErr w:type="spellStart"/>
-      <w:r>
-        <w:t>Runtime</w:t>
-      </w:r>
-      <w:proofErr w:type="spellEnd"/>
-      <w:r>
-        <w:t>.</w:t>
+        <w:t>Дистрибутив .NET 8 Desktop Runtime.</w:t>
       </w:r>
     </w:p>
     <w:p>
@@ -12412,15 +11982,7 @@
         </w:numPr>
       </w:pPr>
       <w:r>
-        <w:t>Исполняемый файл приложения </w:t>
-      </w:r>
-      <w:proofErr w:type="spellStart"/>
-      <w:r>
-        <w:t>NeUrok</w:t>
-      </w:r>
-      <w:proofErr w:type="spellEnd"/>
-      <w:r>
-        <w:t xml:space="preserve"> Admin.exe и сопутствующие библиотеки.</w:t>
+        <w:t>Исполняемый файл приложения NeUrok Admin.exe и сопутствующие библиотеки.</w:t>
       </w:r>
     </w:p>
     <w:p>
@@ -12453,6 +12015,7 @@
     </w:p>
     <w:p>
       <w:r>
+        <w:lastRenderedPageBreak/>
         <w:t>Минимальные и рекомендуемые требования к ПК Заказчика для эксплуатации Системы:</w:t>
       </w:r>
     </w:p>
@@ -12576,31 +12139,11 @@
     </w:p>
     <w:p>
       <w:r>
-        <w:t>Текущая версия Системы «</w:t>
-      </w:r>
-      <w:proofErr w:type="spellStart"/>
-      <w:r>
-        <w:t>NeUrok</w:t>
-      </w:r>
-      <w:proofErr w:type="spellEnd"/>
-      <w:r>
-        <w:t xml:space="preserve"> </w:t>
-      </w:r>
-      <w:proofErr w:type="spellStart"/>
-      <w:r>
-        <w:t>Admin</w:t>
-      </w:r>
-      <w:proofErr w:type="spellEnd"/>
-      <w:r>
-        <w:t>» является автономным решением и не предусматривает интеграции с внешними информационными системами в рамках данного проекта.</w:t>
+        <w:t>Текущая версия Системы «NeUrok Admin» является автономным решением и не предусматривает интеграции с внешними информационными системами в рамках данного проекта.</w:t>
       </w:r>
       <w:r>
         <w:br/>
-        <w:t xml:space="preserve">Архитектура Системы (трехслойная, модульная) допускает возможность разработки </w:t>
-      </w:r>
-      <w:r>
-        <w:lastRenderedPageBreak/>
-        <w:t>модулей интеграции в будущем (например, выгрузка данных для бухгалтерского учета) по отдельному техническому заданию.</w:t>
+        <w:t>Архитектура Системы (трехслойная, модульная) допускает возможность разработки модулей интеграции в будущем (например, выгрузка данных для бухгалтерского учета) по отдельному техническому заданию.</w:t>
       </w:r>
     </w:p>
     <w:p/>
@@ -12911,6 +12454,7 @@
               <w:jc w:val="center"/>
             </w:pPr>
             <w:r>
+              <w:lastRenderedPageBreak/>
               <w:t>2</w:t>
             </w:r>
           </w:p>
@@ -13232,11 +12776,7 @@
               <w:ind w:firstLine="0"/>
             </w:pPr>
             <w:r>
-              <w:t xml:space="preserve">В журнале посещений находит запись об отсутствии ученика по уважительной причине → ПКМ </w:t>
-            </w:r>
-            <w:r>
-              <w:lastRenderedPageBreak/>
-              <w:t>→ «Назначить отработку» → выбирает дату и время → «Сохранить».</w:t>
+              <w:t>В журнале посещений находит запись об отсутствии ученика по уважительной причине → ПКМ → «Назначить отработку» → выбирает дату и время → «Сохранить».</w:t>
             </w:r>
           </w:p>
         </w:tc>
@@ -13257,12 +12797,7 @@
               <w:ind w:right="272" w:firstLine="0"/>
             </w:pPr>
             <w:r>
-              <w:lastRenderedPageBreak/>
-              <w:t xml:space="preserve">Отработка создана, появляется в календаре как отдельное событие, в </w:t>
-            </w:r>
-            <w:r>
-              <w:lastRenderedPageBreak/>
-              <w:t>карточке ученика отображается запись о назначенной отработке.</w:t>
+              <w:t>Отработка создана, появляется в календаре как отдельное событие, в карточке ученика отображается запись о назначенной отработке.</w:t>
             </w:r>
           </w:p>
         </w:tc>
@@ -13286,7 +12821,6 @@
               <w:jc w:val="center"/>
             </w:pPr>
             <w:r>
-              <w:lastRenderedPageBreak/>
               <w:t>6</w:t>
             </w:r>
           </w:p>
@@ -13374,6 +12908,7 @@
               <w:jc w:val="center"/>
             </w:pPr>
             <w:r>
+              <w:lastRenderedPageBreak/>
               <w:t>7</w:t>
             </w:r>
           </w:p>
@@ -13520,15 +13055,7 @@
         </w:numPr>
       </w:pPr>
       <w:r>
-        <w:t>Детальное описание автоматизируемых бизнес-процессов компании «</w:t>
-      </w:r>
-      <w:proofErr w:type="spellStart"/>
-      <w:r>
-        <w:t>НЕурОК</w:t>
-      </w:r>
-      <w:proofErr w:type="spellEnd"/>
-      <w:r>
-        <w:t>».</w:t>
+        <w:t>Детальное описание автоматизируемых бизнес-процессов компании «НЕурОК».</w:t>
       </w:r>
     </w:p>
     <w:p>
@@ -13588,15 +13115,7 @@
         </w:numPr>
       </w:pPr>
       <w:r>
-        <w:t>Макеты (</w:t>
-      </w:r>
-      <w:proofErr w:type="spellStart"/>
-      <w:r>
-        <w:t>wireframes</w:t>
-      </w:r>
-      <w:proofErr w:type="spellEnd"/>
-      <w:r>
-        <w:t>) и дизайн-макеты всех ключевых экранных форм (карточки, журналы, календарь).</w:t>
+        <w:t>Макеты (wireframes) и дизайн-макеты всех ключевых экранных форм (карточки, журналы, календарь).</w:t>
       </w:r>
     </w:p>
     <w:p>
@@ -13656,7 +13175,6 @@
         </w:numPr>
       </w:pPr>
       <w:r>
-        <w:lastRenderedPageBreak/>
         <w:t>Результат: Передача Заказчику альфа-версии приложения для предварительного ознакомления, включая:</w:t>
       </w:r>
     </w:p>
@@ -13765,6 +13283,7 @@
         </w:numPr>
       </w:pPr>
       <w:r>
+        <w:lastRenderedPageBreak/>
         <w:t>Установочный пакет.</w:t>
       </w:r>
     </w:p>
@@ -13885,15 +13404,7 @@
         </w:numPr>
       </w:pPr>
       <w:r>
-        <w:t>Результат: Готовая к промышленной эксплуатации система (</w:t>
-      </w:r>
-      <w:proofErr w:type="spellStart"/>
-      <w:r>
-        <w:t>release</w:t>
-      </w:r>
-      <w:proofErr w:type="spellEnd"/>
-      <w:r>
-        <w:t>-версия).</w:t>
+        <w:t>Результат: Готовая к промышленной эксплуатации система (release-версия).</w:t>
       </w:r>
     </w:p>
     <w:p>
@@ -13946,16 +13457,7 @@
         </w:numPr>
       </w:pPr>
       <w:r>
-        <w:lastRenderedPageBreak/>
-        <w:t>Ответственность Заказчика</w:t>
-      </w:r>
-      <w:proofErr w:type="gramStart"/>
-      <w:r>
-        <w:t>: На</w:t>
-      </w:r>
-      <w:proofErr w:type="gramEnd"/>
-      <w:r>
-        <w:t xml:space="preserve"> этапе подготовки к опытной эксплуатации Заказчик обязуется обеспечить:</w:t>
+        <w:t>Ответственность Заказчика: На этапе подготовки к опытной эксплуатации Заказчик обязуется обеспечить:</w:t>
       </w:r>
     </w:p>
     <w:p>
@@ -14038,6 +13540,7 @@
         </w:numPr>
       </w:pPr>
       <w:r>
+        <w:lastRenderedPageBreak/>
         <w:t>Предоставление персонального компьютера (или виртуальной машины) с установленной операционной системой Microsoft Windows 10 или 11 (64-bit).</w:t>
       </w:r>
     </w:p>
@@ -14050,15 +13553,7 @@
         </w:numPr>
       </w:pPr>
       <w:r>
-        <w:t xml:space="preserve">Обеспечение административных прав на указанном компьютере для установки необходимого программного обеспечения (СУБД MySQL, .NET </w:t>
-      </w:r>
-      <w:proofErr w:type="spellStart"/>
-      <w:r>
-        <w:t>Runtime</w:t>
-      </w:r>
-      <w:proofErr w:type="spellEnd"/>
-      <w:r>
-        <w:t>).</w:t>
+        <w:t>Обеспечение административных прав на указанном компьютере для установки необходимого программного обеспечения (СУБД MySQL, .NET Runtime).</w:t>
       </w:r>
     </w:p>
     <w:p>
@@ -14094,15 +13589,7 @@
         </w:numPr>
       </w:pPr>
       <w:r>
-        <w:t xml:space="preserve">Наличие подключения к сети Интернет на этапе установки для загрузки дистрибутивов .NET </w:t>
-      </w:r>
-      <w:proofErr w:type="spellStart"/>
-      <w:r>
-        <w:t>Runtime</w:t>
-      </w:r>
-      <w:proofErr w:type="spellEnd"/>
-      <w:r>
-        <w:t xml:space="preserve"> и MySQL (если не предоставляются Исполнителем на физическом носителе).</w:t>
+        <w:t>Наличие подключения к сети Интернет на этапе установки для загрузки дистрибутивов .NET Runtime и MySQL (если не предоставляются Исполнителем на физическом носителе).</w:t>
       </w:r>
     </w:p>
     <w:p>
@@ -14167,23 +13654,7 @@
     </w:p>
     <w:p>
       <w:r>
-        <w:t>В рамках создания Системы «</w:t>
-      </w:r>
-      <w:proofErr w:type="spellStart"/>
-      <w:r>
-        <w:t>NeUrok</w:t>
-      </w:r>
-      <w:proofErr w:type="spellEnd"/>
-      <w:r>
-        <w:t xml:space="preserve"> </w:t>
-      </w:r>
-      <w:proofErr w:type="spellStart"/>
-      <w:r>
-        <w:t>Admin</w:t>
-      </w:r>
-      <w:proofErr w:type="spellEnd"/>
-      <w:r>
-        <w:t>» Исполнитель разрабатывает и передает Заказчику следующую комплектную документацию в электронном виде:</w:t>
+        <w:t>В рамках создания Системы «NeUrok Admin» Исполнитель разрабатывает и передает Заказчику следующую комплектную документацию в электронном виде:</w:t>
       </w:r>
     </w:p>
     <w:p>
@@ -14267,7 +13738,6 @@
         </w:numPr>
       </w:pPr>
       <w:r>
-        <w:lastRenderedPageBreak/>
         <w:t>Программа и методика испытаний. Документ, описывающий сценарии тестирования функциональности, производительности и надежности Системы.</w:t>
       </w:r>
     </w:p>
@@ -14333,6 +13803,7 @@
     </w:p>
     <w:p>
       <w:r>
+        <w:lastRenderedPageBreak/>
         <w:t>Требования к оформлению документации:</w:t>
       </w:r>
     </w:p>
@@ -14345,31 +13816,7 @@
         </w:numPr>
       </w:pPr>
       <w:r>
-        <w:t>Вся документация предоставляется в электронном виде в распространенных форматах: .</w:t>
-      </w:r>
-      <w:proofErr w:type="spellStart"/>
-      <w:r>
-        <w:t>pdf</w:t>
-      </w:r>
-      <w:proofErr w:type="spellEnd"/>
-      <w:r>
-        <w:t> (для руководств), .</w:t>
-      </w:r>
-      <w:proofErr w:type="spellStart"/>
-      <w:r>
-        <w:t>docx</w:t>
-      </w:r>
-      <w:proofErr w:type="spellEnd"/>
-      <w:r>
-        <w:t> (для редактируемых текстов), .</w:t>
-      </w:r>
-      <w:proofErr w:type="spellStart"/>
-      <w:r>
-        <w:t>sql</w:t>
-      </w:r>
-      <w:proofErr w:type="spellEnd"/>
-      <w:r>
-        <w:t>, файлы проекта Visual Studio.</w:t>
+        <w:t>Вся документация предоставляется в электронном виде в распространенных форматах: .pdf (для руководств), .docx (для редактируемых текстов), .sql, файлы проекта Visual Studio.</w:t>
       </w:r>
     </w:p>
     <w:p>
@@ -14451,21 +13898,7 @@
               <w:rPr>
                 <w:lang w:val="ru-RU"/>
               </w:rPr>
-              <w:t>Частная компания «</w:t>
-            </w:r>
-            <w:proofErr w:type="spellStart"/>
-            <w:r>
-              <w:rPr>
-                <w:lang w:val="ru-RU"/>
-              </w:rPr>
-              <w:t>НЕурОК</w:t>
-            </w:r>
-            <w:proofErr w:type="spellEnd"/>
-            <w:r>
-              <w:rPr>
-                <w:lang w:val="ru-RU"/>
-              </w:rPr>
-              <w:t>»</w:t>
+              <w:t>Частная компания «НЕурОК»</w:t>
             </w:r>
           </w:p>
         </w:tc>
@@ -14529,21 +13962,7 @@
               <w:rPr>
                 <w:lang w:val="ru-RU"/>
               </w:rPr>
-              <w:t>Руководитель Частной компании «</w:t>
-            </w:r>
-            <w:proofErr w:type="spellStart"/>
-            <w:r>
-              <w:rPr>
-                <w:lang w:val="ru-RU"/>
-              </w:rPr>
-              <w:t>НЕурОК</w:t>
-            </w:r>
-            <w:proofErr w:type="spellEnd"/>
-            <w:r>
-              <w:rPr>
-                <w:lang w:val="ru-RU"/>
-              </w:rPr>
-              <w:t>»</w:t>
+              <w:t>Руководитель Частной компании «НЕурОК»</w:t>
             </w:r>
           </w:p>
           <w:p>
@@ -14583,16 +14002,8 @@
               <w:rPr>
                 <w:lang w:val="ru-RU"/>
               </w:rPr>
-              <w:t xml:space="preserve">О.В. </w:t>
+              <w:t>О.В. Малькина</w:t>
             </w:r>
-            <w:proofErr w:type="spellStart"/>
-            <w:r>
-              <w:rPr>
-                <w:lang w:val="ru-RU"/>
-              </w:rPr>
-              <w:t>Малькина</w:t>
-            </w:r>
-            <w:proofErr w:type="spellEnd"/>
           </w:p>
         </w:tc>
         <w:tc>
@@ -14647,7 +14058,6 @@
               </w:rPr>
               <w:t xml:space="preserve">М..Р. </w:t>
             </w:r>
-            <w:proofErr w:type="spellStart"/>
             <w:r>
               <w:rPr>
                 <w:spacing w:val="-14"/>
@@ -14655,7 +14065,6 @@
               </w:rPr>
               <w:t>Малькин</w:t>
             </w:r>
-            <w:proofErr w:type="spellEnd"/>
           </w:p>
         </w:tc>
       </w:tr>
